--- a/Agile-Scrum_LeTrungHieu_De02.docx
+++ b/Agile-Scrum_LeTrungHieu_De02.docx
@@ -663,12 +663,6 @@
             <w:insideH w:val="single" w:color="000000" w:sz="6" w:space="0"/>
             <w:insideV w:val="single" w:color="000000" w:sz="6" w:space="0"/>
           </w:tblBorders>
-          <w:tblCellMar>
-            <w:top w:w="100" w:type="dxa"/>
-            <w:left w:w="100" w:type="dxa"/>
-            <w:bottom w:w="100" w:type="dxa"/>
-            <w:right w:w="100" w:type="dxa"/>
-          </w:tblCellMar>
         </w:tblPrEx>
         <w:trPr>
           <w:tblHeader/>
@@ -1942,12 +1936,6 @@
             <w:insideH w:val="single" w:color="000000" w:sz="6" w:space="0"/>
             <w:insideV w:val="single" w:color="000000" w:sz="6" w:space="0"/>
           </w:tblBorders>
-          <w:tblCellMar>
-            <w:top w:w="100" w:type="dxa"/>
-            <w:left w:w="100" w:type="dxa"/>
-            <w:bottom w:w="100" w:type="dxa"/>
-            <w:right w:w="100" w:type="dxa"/>
-          </w:tblCellMar>
         </w:tblPrEx>
         <w:trPr>
           <w:trHeight w:val="680" w:hRule="atLeast"/>
@@ -2279,12 +2267,6 @@
             <w:insideH w:val="single" w:color="000000" w:sz="6" w:space="0"/>
             <w:insideV w:val="single" w:color="000000" w:sz="6" w:space="0"/>
           </w:tblBorders>
-          <w:tblCellMar>
-            <w:top w:w="100" w:type="dxa"/>
-            <w:left w:w="100" w:type="dxa"/>
-            <w:bottom w:w="100" w:type="dxa"/>
-            <w:right w:w="100" w:type="dxa"/>
-          </w:tblCellMar>
         </w:tblPrEx>
         <w:trPr>
           <w:trHeight w:val="568" w:hRule="atLeast"/>
@@ -2853,6 +2835,12 @@
             <w:insideH w:val="single" w:color="000000" w:sz="6" w:space="0"/>
             <w:insideV w:val="single" w:color="000000" w:sz="6" w:space="0"/>
           </w:tblBorders>
+          <w:tblCellMar>
+            <w:top w:w="100" w:type="dxa"/>
+            <w:left w:w="100" w:type="dxa"/>
+            <w:bottom w:w="100" w:type="dxa"/>
+            <w:right w:w="100" w:type="dxa"/>
+          </w:tblCellMar>
         </w:tblPrEx>
         <w:trPr>
           <w:trHeight w:val="1248" w:hRule="atLeast"/>
@@ -3406,6 +3394,12 @@
             <w:insideH w:val="single" w:color="000000" w:sz="6" w:space="0"/>
             <w:insideV w:val="single" w:color="000000" w:sz="6" w:space="0"/>
           </w:tblBorders>
+          <w:tblCellMar>
+            <w:top w:w="100" w:type="dxa"/>
+            <w:left w:w="100" w:type="dxa"/>
+            <w:bottom w:w="100" w:type="dxa"/>
+            <w:right w:w="100" w:type="dxa"/>
+          </w:tblCellMar>
         </w:tblPrEx>
         <w:trPr>
           <w:tblHeader/>
@@ -3601,6 +3595,12 @@
             <w:insideH w:val="single" w:color="000000" w:sz="6" w:space="0"/>
             <w:insideV w:val="single" w:color="000000" w:sz="6" w:space="0"/>
           </w:tblBorders>
+          <w:tblCellMar>
+            <w:top w:w="100" w:type="dxa"/>
+            <w:left w:w="100" w:type="dxa"/>
+            <w:bottom w:w="100" w:type="dxa"/>
+            <w:right w:w="100" w:type="dxa"/>
+          </w:tblCellMar>
         </w:tblPrEx>
         <w:trPr>
           <w:trHeight w:val="510" w:hRule="atLeast"/>
@@ -3917,6 +3917,12 @@
             <w:insideH w:val="single" w:color="000000" w:sz="6" w:space="0"/>
             <w:insideV w:val="single" w:color="000000" w:sz="6" w:space="0"/>
           </w:tblBorders>
+          <w:tblCellMar>
+            <w:top w:w="100" w:type="dxa"/>
+            <w:left w:w="100" w:type="dxa"/>
+            <w:bottom w:w="100" w:type="dxa"/>
+            <w:right w:w="100" w:type="dxa"/>
+          </w:tblCellMar>
         </w:tblPrEx>
         <w:trPr>
           <w:trHeight w:val="738" w:hRule="atLeast"/>
@@ -4577,6 +4583,12 @@
             <w:insideH w:val="single" w:color="000000" w:sz="6" w:space="0"/>
             <w:insideV w:val="single" w:color="000000" w:sz="6" w:space="0"/>
           </w:tblBorders>
+          <w:tblCellMar>
+            <w:top w:w="100" w:type="dxa"/>
+            <w:left w:w="100" w:type="dxa"/>
+            <w:bottom w:w="100" w:type="dxa"/>
+            <w:right w:w="100" w:type="dxa"/>
+          </w:tblCellMar>
         </w:tblPrEx>
         <w:trPr>
           <w:tblHeader/>
@@ -4660,6 +4672,12 @@
             <w:insideH w:val="single" w:color="000000" w:sz="6" w:space="0"/>
             <w:insideV w:val="single" w:color="000000" w:sz="6" w:space="0"/>
           </w:tblBorders>
+          <w:tblCellMar>
+            <w:top w:w="100" w:type="dxa"/>
+            <w:left w:w="100" w:type="dxa"/>
+            <w:bottom w:w="100" w:type="dxa"/>
+            <w:right w:w="100" w:type="dxa"/>
+          </w:tblCellMar>
         </w:tblPrEx>
         <w:trPr>
           <w:trHeight w:val="794" w:hRule="atLeast"/>
@@ -6897,21 +6915,19 @@
                 <w:sz w:val="24"/>
                 <w:szCs w:val="24"/>
                 <w:shd w:val="clear" w:fill="auto"/>
-                <w:lang w:val="vi-VN"/>
-              </w:rPr>
-            </w:pPr>
-            <w:bookmarkStart w:id="0" w:name="_GoBack"/>
-            <w:r>
-              <w:rPr>
-                <w:rFonts w:hint="default" w:ascii="Times New Roman" w:hAnsi="Times New Roman" w:eastAsia="Times New Roman" w:cs="Times New Roman"/>
-                <w:sz w:val="24"/>
-                <w:szCs w:val="24"/>
-                <w:shd w:val="clear" w:fill="auto"/>
-                <w:lang w:val="vi-VN"/>
-              </w:rPr>
-              <w:t>Developers</w:t>
-            </w:r>
-            <w:bookmarkEnd w:id="0"/>
+                <w:lang w:val="en-US"/>
+              </w:rPr>
+            </w:pPr>
+            <w:r>
+              <w:rPr>
+                <w:rFonts w:hint="default" w:ascii="Times New Roman" w:hAnsi="Times New Roman" w:eastAsia="Times New Roman" w:cs="Times New Roman"/>
+                <w:sz w:val="24"/>
+                <w:szCs w:val="24"/>
+                <w:shd w:val="clear" w:fill="auto"/>
+                <w:lang w:val="en-US"/>
+              </w:rPr>
+              <w:t>Scrum Master</w:t>
+            </w:r>
           </w:p>
         </w:tc>
         <w:tc>
@@ -7043,19 +7059,21 @@
                 <w:sz w:val="24"/>
                 <w:szCs w:val="24"/>
                 <w:shd w:val="clear" w:fill="auto"/>
-                <w:lang w:val="vi-VN"/>
-              </w:rPr>
-            </w:pPr>
-            <w:r>
-              <w:rPr>
-                <w:rFonts w:hint="default" w:ascii="Times New Roman" w:hAnsi="Times New Roman" w:eastAsia="Times New Roman" w:cs="Times New Roman"/>
-                <w:sz w:val="24"/>
-                <w:szCs w:val="24"/>
-                <w:shd w:val="clear" w:fill="auto"/>
-                <w:lang w:val="vi-VN"/>
-              </w:rPr>
-              <w:t>Scrum Master</w:t>
-            </w:r>
+                <w:lang w:val="en-US"/>
+              </w:rPr>
+            </w:pPr>
+            <w:r>
+              <w:rPr>
+                <w:rFonts w:hint="default" w:ascii="Times New Roman" w:hAnsi="Times New Roman" w:eastAsia="Times New Roman" w:cs="Times New Roman"/>
+                <w:sz w:val="24"/>
+                <w:szCs w:val="24"/>
+                <w:shd w:val="clear" w:fill="auto"/>
+                <w:lang w:val="en-US"/>
+              </w:rPr>
+              <w:t>Product Owner</w:t>
+            </w:r>
+            <w:bookmarkStart w:id="0" w:name="_GoBack"/>
+            <w:bookmarkEnd w:id="0"/>
           </w:p>
         </w:tc>
       </w:tr>
@@ -7273,9 +7291,9 @@
     <w:pPrDefault/>
   </w:docDefaults>
   <w:latentStyles w:count="260" w:defQFormat="0" w:defUnhideWhenUsed="1" w:defSemiHidden="1" w:defUIPriority="99" w:defLockedState="0">
-    <w:lsdException w:unhideWhenUsed="0" w:uiPriority="0" w:semiHidden="0" w:name="Normal"/>
-    <w:lsdException w:unhideWhenUsed="0" w:uiPriority="0" w:semiHidden="0" w:name="heading 1"/>
-    <w:lsdException w:unhideWhenUsed="0" w:uiPriority="0" w:semiHidden="0" w:name="heading 2"/>
+    <w:lsdException w:qFormat="1" w:unhideWhenUsed="0" w:uiPriority="0" w:semiHidden="0" w:name="Normal"/>
+    <w:lsdException w:qFormat="1" w:unhideWhenUsed="0" w:uiPriority="0" w:semiHidden="0" w:name="heading 1"/>
+    <w:lsdException w:qFormat="1" w:unhideWhenUsed="0" w:uiPriority="0" w:semiHidden="0" w:name="heading 2"/>
     <w:lsdException w:unhideWhenUsed="0" w:uiPriority="0" w:semiHidden="0" w:name="heading 3"/>
     <w:lsdException w:unhideWhenUsed="0" w:uiPriority="0" w:semiHidden="0" w:name="heading 4"/>
     <w:lsdException w:unhideWhenUsed="0" w:uiPriority="0" w:semiHidden="0" w:name="heading 5"/>
@@ -7524,6 +7542,7 @@
   </w:latentStyles>
   <w:style w:type="paragraph" w:default="1" w:styleId="1">
     <w:name w:val="Normal"/>
+    <w:qFormat/>
     <w:uiPriority w:val="0"/>
     <w:pPr>
       <w:widowControl w:val="0"/>
@@ -7538,6 +7557,7 @@
     <w:name w:val="heading 1"/>
     <w:basedOn w:val="1"/>
     <w:next w:val="1"/>
+    <w:qFormat/>
     <w:uiPriority w:val="0"/>
     <w:pPr>
       <w:pBdr>
@@ -7561,6 +7581,7 @@
     <w:name w:val="heading 2"/>
     <w:basedOn w:val="1"/>
     <w:next w:val="1"/>
+    <w:qFormat/>
     <w:uiPriority w:val="0"/>
     <w:pPr>
       <w:pBdr>
